--- a/zht/docx/050.content.docx
+++ b/zht/docx/050.content.docx
@@ -4039,7 +4039,7 @@
         <w:rPr>
           <w:lang w:val="zh_TW" w:bidi="zh_TW"/>
         </w:rPr>
-        <w:t>）。雖然割禮起源於古代部落或宗教儀式，但自本世紀初以來，它在西方國家已被運用於衛生目的。許多醫生認為割禮有助於預防男性及其妻子的生殖器癌症，因此在北美，幾乎所有新生男嬰在出生幾天後都會接受這項小手術。在猶太教之外，這個手術不再具有宗教意義。</w:t>
+        <w:t>）。割禮最早源於古代部落或宗教的習俗。在某些西方國家，人們也會出於健康與衛生的考量，為新生男嬰施行割禮。當割禮是出於醫療原因而施行時，便不具有宗教意義。</w:t>
       </w:r>
     </w:p>
     <w:p>
@@ -4132,7 +4132,7 @@
         <w:rPr>
           <w:lang w:val="zh_TW" w:bidi="zh_TW"/>
         </w:rPr>
-        <w:t>割禮儀式的歷史遠早於希伯來人的歷史。洞穴壁畫證明在史前時代就有割禮。埃及神廟的繪畫顯示，割禮在公元前4000年甚至更早時期就已經普及。實行割禮的民族幾乎遍及各大州。這種儀式在中南美洲印第安人、波利尼西亞人、新幾內亞人民、許多澳洲和非洲部落、埃及人以及前伊斯蘭的阿拉伯人中都有實行。可蘭經中未有提及這個儀式，但由於穆罕默德受過割禮，因此傳統規定男性穆斯林應遵循這個古老的習俗。阿拉伯人的祖先經由以實瑪利（</w:t>
+        <w:t>割禮儀式的歷史遠早於希伯來人的歷史。洞穴壁畫顯示割禮可能在史前時代就已經存在。約西元前2400年的古埃及墓穴壁畫，則可見當時埃及已經有施行割禮的習俗。實行割禮的民族幾乎遍及各大州。這種儀式在中南美洲印第安人、波利尼西亞人、新幾內亞人民、許多澳洲和非洲部落、埃及人以及前伊斯蘭的阿拉伯人中都有實行。可蘭經中未有提及這個儀式，但由於穆罕默德受過割禮，因此傳統規定男性穆斯林應遵循這個古老的習俗。阿拉伯人的祖先經由以實瑪利（</w:t>
       </w:r>
       <w:r>
         <w:rPr>
@@ -4170,7 +4170,7 @@
         <w:rPr>
           <w:lang w:val="zh_TW" w:bidi="zh_TW"/>
         </w:rPr>
-        <w:t>在西閃族人中，亞捫人、以東人、米甸人、摩押人和腓尼基人都實行割禮（</w:t>
+        <w:t>耶利米指出以色列周圍的幾個民族也有施行割禮的習俗，包括埃及人、以東人、亞捫人、摩押人，以及居住在曠野的人（</w:t>
       </w:r>
       <w:r>
         <w:rPr>
@@ -4630,12 +4630,6 @@
         </w:rPr>
         <w:t>。</w:t>
       </w:r>
-      <w:r>
-        <w:rPr>
-          <w:lang w:val="zh_TW" w:bidi="zh_TW"/>
-        </w:rPr>
-        <w:t>醫學研究已經確定，凝血酶原（prothrombin）是一種有助於凝血的血液物質，在出生後第八天，它在體內的含量比生命中的任何其它時間都高。</w:t>
-      </w:r>
     </w:p>
     <w:p>
       <w:pPr>
@@ -4890,7 +4884,7 @@
         <w:rPr>
           <w:lang w:val="zh_TW" w:bidi="zh_TW"/>
         </w:rPr>
-        <w:t>在基督的時代，許多猶太人誤解了割禮的意義，認為身體上的行為是得救的必要條件和保證。因此，對猶太人來說，遵守割禮儀式不僅成為宗教特權的象徵，也成為種族驕傲的來源（</w:t>
+        <w:t>在基督的時代，有些猶太人誤解了割禮的意義。他們認為割禮這項肉體上的儀式是得救所不可或缺的，甚至能確保得救。因此，這項儀式對某些人來說，不僅是作為聖約團體一員的記號，更成了他們在神面前自恃能站得住腳的倚靠（</w:t>
       </w:r>
       <w:r>
         <w:rPr>
@@ -5599,6 +5593,287 @@
           <w:lang w:val="zh_TW" w:bidi="zh_TW"/>
         </w:rPr>
         <w:t>加3:6–9</w:t>
+      </w:r>
+      <w:r>
+        <w:rPr>
+          <w:lang w:val="zh_TW" w:bidi="zh_TW"/>
+        </w:rPr>
+        <w:t>）。</w:t>
+      </w:r>
+    </w:p>
+    <w:p>
+      <w:pPr>
+        <w:pStyle w:val="Heading3"/>
+      </w:pPr>
+      <w:r>
+        <w:rPr>
+          <w:lang w:val="zh_TW" w:bidi="zh_TW"/>
+        </w:rPr>
+        <w:t>割禮的屬靈意義</w:t>
+      </w:r>
+    </w:p>
+    <w:p>
+      <w:pPr/>
+      <w:r>
+        <w:rPr>
+          <w:lang w:val="zh_TW" w:bidi="zh_TW"/>
+        </w:rPr>
+      </w:r>
+      <w:r>
+        <w:rPr>
+          <w:lang w:val="zh_TW" w:bidi="zh_TW"/>
+        </w:rPr>
+        <w:t>起初，神並沒有多加解釋割禮所代表的意義。在</w:t>
+      </w:r>
+      <w:r>
+        <w:rPr>
+          <w:lang w:val="zh_TW" w:bidi="zh_TW"/>
+        </w:rPr>
+        <w:t>《創世記》十七章9至27節</w:t>
+      </w:r>
+      <w:r>
+        <w:rPr>
+          <w:lang w:val="zh_TW" w:bidi="zh_TW"/>
+        </w:rPr>
+        <w:t>中，割禮主要作為立約的記號。後來的聖經作者將割禮當作一種象徵，以此比喻其它類型的不潔或軟弱。他們明白割禮所指向的是罪人需要得潔淨，好使自己能與聖潔的神同住、建立並維持關係。</w:t>
+      </w:r>
+    </w:p>
+    <w:p>
+      <w:pPr/>
+      <w:r>
+        <w:rPr>
+          <w:lang w:val="zh_TW" w:bidi="zh_TW"/>
+        </w:rPr>
+      </w:r>
+      <w:r>
+        <w:rPr>
+          <w:lang w:val="zh_TW" w:bidi="zh_TW"/>
+        </w:rPr>
+        <w:t>摩西形容自己「拙口笨舌」（</w:t>
+      </w:r>
+      <w:r>
+        <w:rPr>
+          <w:lang w:val="zh_TW" w:bidi="zh_TW"/>
+        </w:rPr>
+        <w:t>出6:12</w:t>
+      </w:r>
+      <w:r>
+        <w:rPr>
+          <w:lang w:val="zh_TW" w:bidi="zh_TW"/>
+        </w:rPr>
+        <w:t>、</w:t>
+      </w:r>
+      <w:r>
+        <w:rPr>
+          <w:lang w:val="zh_TW" w:bidi="zh_TW"/>
+        </w:rPr>
+        <w:t>30</w:t>
+      </w:r>
+      <w:r>
+        <w:rPr>
+          <w:lang w:val="zh_TW" w:bidi="zh_TW"/>
+        </w:rPr>
+        <w:t>，參閱邊註）。此處的希伯來原文，字面意思是「未受割禮的嘴唇」。當以色列人進入應許之地時，他們須將樹木在前三年結的果子視為「未受割禮的」（即不可食用的，在中文聖經中多譯為「未潔淨的」）。到了第四年，所有的果子都要歸耶和華為聖；從第五年起，以色列人才可以吃樹上的果子（</w:t>
+      </w:r>
+      <w:r>
+        <w:rPr>
+          <w:lang w:val="zh_TW" w:bidi="zh_TW"/>
+        </w:rPr>
+        <w:t>利19:23–25</w:t>
+      </w:r>
+      <w:r>
+        <w:rPr>
+          <w:lang w:val="zh_TW" w:bidi="zh_TW"/>
+        </w:rPr>
+        <w:t>）。</w:t>
+      </w:r>
+    </w:p>
+    <w:p>
+      <w:pPr/>
+      <w:r>
+        <w:rPr>
+          <w:lang w:val="zh_TW" w:bidi="zh_TW"/>
+        </w:rPr>
+      </w:r>
+      <w:r>
+        <w:rPr>
+          <w:lang w:val="zh_TW" w:bidi="zh_TW"/>
+        </w:rPr>
+        <w:t>在以色列人曠野漂流歲月的末期，割禮不僅具有肉體上的意義，更具有道德上的意義。摩西吩咐百姓要給心行割禮（和合本譯：將心裡的污穢除掉，</w:t>
+      </w:r>
+      <w:r>
+        <w:rPr>
+          <w:lang w:val="zh_TW" w:bidi="zh_TW"/>
+        </w:rPr>
+        <w:t>申10:16</w:t>
+      </w:r>
+      <w:r>
+        <w:rPr>
+          <w:lang w:val="zh_TW" w:bidi="zh_TW"/>
+        </w:rPr>
+        <w:t>）。換句話說，他們必須除去阻礙自己順服神的罪與悖逆。到了後來，這項命令轉化為神的應許：「耶和華－你的神必將你心裡和你後裔心裡的污穢除掉（原文作『給…的心行割禮』），好叫你盡心盡性愛耶和華－你的神」（</w:t>
+      </w:r>
+      <w:r>
+        <w:rPr>
+          <w:lang w:val="zh_TW" w:bidi="zh_TW"/>
+        </w:rPr>
+        <w:t>申</w:t>
+      </w:r>
+      <w:r>
+        <w:rPr>
+          <w:lang w:val="zh_TW" w:bidi="zh_TW"/>
+        </w:rPr>
+        <w:t>30:6</w:t>
+      </w:r>
+      <w:r>
+        <w:rPr>
+          <w:lang w:val="zh_TW" w:bidi="zh_TW"/>
+        </w:rPr>
+        <w:t>）。」</w:t>
+      </w:r>
+    </w:p>
+    <w:p>
+      <w:pPr/>
+      <w:r>
+        <w:rPr>
+          <w:lang w:val="zh_TW" w:bidi="zh_TW"/>
+        </w:rPr>
+      </w:r>
+      <w:r>
+        <w:rPr>
+          <w:lang w:val="zh_TW" w:bidi="zh_TW"/>
+        </w:rPr>
+        <w:t>罪使神選民即使在肉身上受了割禮，在祂面前仍失去了其真正的意義。神曾提到，若他們未受割禮的心在被擄期間謙卑下來，並且為罪悔改，祂便會記念與他們所立的約（</w:t>
+      </w:r>
+      <w:r>
+        <w:rPr>
+          <w:lang w:val="zh_TW" w:bidi="zh_TW"/>
+        </w:rPr>
+        <w:t>利26:41</w:t>
+      </w:r>
+      <w:r>
+        <w:rPr>
+          <w:lang w:val="zh_TW" w:bidi="zh_TW"/>
+        </w:rPr>
+        <w:t>）。先知們進一步闡述了這項教導。</w:t>
+      </w:r>
+    </w:p>
+    <w:p>
+      <w:pPr/>
+      <w:r>
+        <w:rPr>
+          <w:lang w:val="zh_TW" w:bidi="zh_TW"/>
+        </w:rPr>
+      </w:r>
+      <w:r>
+        <w:rPr>
+          <w:lang w:val="zh_TW" w:bidi="zh_TW"/>
+        </w:rPr>
+        <w:t>耶利米告誡猶大百姓要除去心裡的污穢（原文作「除去心裡的包皮」）。這意味著他們必須離棄惡行，以免遭受神的審判（</w:t>
+      </w:r>
+      <w:r>
+        <w:rPr>
+          <w:lang w:val="zh_TW" w:bidi="zh_TW"/>
+        </w:rPr>
+        <w:t>耶4:4</w:t>
+      </w:r>
+      <w:r>
+        <w:rPr>
+          <w:lang w:val="zh_TW" w:bidi="zh_TW"/>
+        </w:rPr>
+        <w:t>）。他也警告說，百姓的「耳未受割禮」（</w:t>
+      </w:r>
+      <w:r>
+        <w:rPr>
+          <w:lang w:val="zh_TW" w:bidi="zh_TW"/>
+        </w:rPr>
+        <w:t>耶6:10</w:t>
+      </w:r>
+      <w:r>
+        <w:rPr>
+          <w:lang w:val="zh_TW" w:bidi="zh_TW"/>
+        </w:rPr>
+        <w:t>，參考邊註；中文和合本譯為「耳朵未受割禮」或「不能聽見」）。希伯來文原文字面意思正是「未受割禮的耳朵」。這意味著百姓不願聽從主的話。</w:t>
+      </w:r>
+    </w:p>
+    <w:p>
+      <w:pPr/>
+      <w:r>
+        <w:rPr>
+          <w:lang w:val="zh_TW" w:bidi="zh_TW"/>
+        </w:rPr>
+      </w:r>
+      <w:r>
+        <w:rPr>
+          <w:lang w:val="zh_TW" w:bidi="zh_TW"/>
+        </w:rPr>
+        <w:t>神也宣告審判將臨到埃及、猶大、以東、亞捫和摩押。祂說：「</w:t>
+      </w:r>
+      <w:r>
+        <w:rPr>
+          <w:lang w:val="zh_TW" w:bidi="zh_TW"/>
+        </w:rPr>
+        <w:t>看哪，日子將到，我要刑罰一切受過割禮、 心卻未受割禮的，</w:t>
+      </w:r>
+      <w:r>
+        <w:rPr>
+          <w:lang w:val="zh_TW" w:bidi="zh_TW"/>
+        </w:rPr>
+        <w:t>......</w:t>
+      </w:r>
+      <w:r>
+        <w:rPr>
+          <w:lang w:val="zh_TW" w:bidi="zh_TW"/>
+        </w:rPr>
+        <w:t>因為列國人都沒有受割禮， 以色列人心中也沒有受割禮。</w:t>
+      </w:r>
+      <w:r>
+        <w:rPr>
+          <w:lang w:val="zh_TW" w:bidi="zh_TW"/>
+        </w:rPr>
+        <w:t>」（</w:t>
+      </w:r>
+      <w:r>
+        <w:rPr>
+          <w:lang w:val="zh_TW" w:bidi="zh_TW"/>
+        </w:rPr>
+        <w:t>耶9:25–26</w:t>
+      </w:r>
+      <w:r>
+        <w:rPr>
+          <w:lang w:val="zh_TW" w:bidi="zh_TW"/>
+        </w:rPr>
+        <w:t>）。主藉著以西結指出，那些在心和肉身上都未受割禮的外邦人玷污了聖殿（</w:t>
+      </w:r>
+      <w:r>
+        <w:rPr>
+          <w:lang w:val="zh_TW" w:bidi="zh_TW"/>
+        </w:rPr>
+        <w:t>結44:7</w:t>
+      </w:r>
+      <w:r>
+        <w:rPr>
+          <w:lang w:val="zh_TW" w:bidi="zh_TW"/>
+        </w:rPr>
+        <w:t xml:space="preserve">, </w:t>
+      </w:r>
+      <w:r>
+        <w:rPr>
+          <w:lang w:val="zh_TW" w:bidi="zh_TW"/>
+        </w:rPr>
+        <w:t>9</w:t>
+      </w:r>
+      <w:r>
+        <w:rPr>
+          <w:lang w:val="zh_TW" w:bidi="zh_TW"/>
+        </w:rPr>
+        <w:t>）。以賽亞展望了未來的耶路撒冷，那時「未受割禮和不潔淨」的人將不再進入其中（</w:t>
+      </w:r>
+      <w:r>
+        <w:rPr>
+          <w:lang w:val="zh_TW" w:bidi="zh_TW"/>
+        </w:rPr>
+        <w:t>賽52:1</w:t>
       </w:r>
       <w:r>
         <w:rPr>
